--- a/docs/downloads/البشير-بالخلاص-في-المسيح-1854/العالم-والكنيسة/doc_0608.docx
+++ b/docs/downloads/البشير-بالخلاص-في-المسيح-1854/العالم-والكنيسة/doc_0608.docx
@@ -10,6 +10,7 @@
           <w:sz w:val="28"/>
           <w:szCs w:val="28"/>
           <w:rtl/>
+          <w:lang w:bidi="ar-AE"/>
         </w:rPr>
       </w:pPr>
       <w:r>
@@ -18,8 +19,9 @@
           <w:sz w:val="28"/>
           <w:szCs w:val="28"/>
           <w:rtl/>
-        </w:rPr>
-        <w:t>سلام مع الله</w:t>
+          <w:lang w:bidi="ar-AE"/>
+        </w:rPr>
+        <w:t>لنتقدم بثقة</w:t>
       </w:r>
     </w:p>
     <w:p>
@@ -30,34 +32,108 @@
           <w:sz w:val="28"/>
           <w:szCs w:val="28"/>
           <w:rtl/>
+          <w:lang w:bidi="ar-AE"/>
         </w:rPr>
       </w:pPr>
       <w:r>
         <w:rPr>
-          <w:rFonts w:ascii="Sakkal Majalla" w:hAnsi="Sakkal Majalla" w:cs="Sakkal Majalla"/>
-          <w:sz w:val="28"/>
-          <w:szCs w:val="28"/>
-          <w:rtl/>
-        </w:rPr>
-        <w:t>"</w:t>
-      </w:r>
-      <w:r>
-        <w:rPr>
-          <w:rFonts w:ascii="Sakkal Majalla" w:hAnsi="Sakkal Majalla" w:cs="Sakkal Majalla"/>
-          <w:sz w:val="28"/>
-          <w:szCs w:val="28"/>
-          <w:rtl/>
-        </w:rPr>
-        <w:t>فَإِذْ قَدْ تَبَرَّرْنَا بِالإِيمَانِ لَنَا سَلاَمٌ مَعَ اللهِ بِرَبِّنَا يَسُوعَ الْمَسِيحِ،</w:t>
-      </w:r>
-      <w:r>
-        <w:rPr>
-          <w:rFonts w:ascii="Sakkal Majalla" w:hAnsi="Sakkal Majalla" w:cs="Sakkal Majalla" w:hint="cs"/>
-          <w:sz w:val="28"/>
-          <w:szCs w:val="28"/>
-          <w:rtl/>
-        </w:rPr>
-        <w:t>" رومية 5: 1.</w:t>
+          <w:rFonts w:ascii="Sakkal Majalla" w:hAnsi="Sakkal Majalla" w:cs="Sakkal Majalla" w:hint="cs"/>
+          <w:sz w:val="28"/>
+          <w:szCs w:val="28"/>
+          <w:rtl/>
+          <w:lang w:bidi="ar-AE"/>
+        </w:rPr>
+        <w:t>إن مشورة الله من قبل تأسيس</w:t>
+      </w:r>
+      <w:r>
+        <w:rPr>
+          <w:rFonts w:ascii="Sakkal Majalla" w:hAnsi="Sakkal Majalla" w:cs="Sakkal Majalla" w:hint="cs"/>
+          <w:sz w:val="28"/>
+          <w:szCs w:val="28"/>
+          <w:rtl/>
+          <w:lang w:bidi="ar-AE"/>
+        </w:rPr>
+        <w:t xml:space="preserve"> العالم</w:t>
+      </w:r>
+      <w:r>
+        <w:rPr>
+          <w:rFonts w:ascii="Sakkal Majalla" w:hAnsi="Sakkal Majalla" w:cs="Sakkal Majalla" w:hint="cs"/>
+          <w:sz w:val="28"/>
+          <w:szCs w:val="28"/>
+          <w:rtl/>
+          <w:lang w:bidi="ar-AE"/>
+        </w:rPr>
+        <w:t xml:space="preserve"> دعتنا في المسيح يسوع، كشركاء لمجده، للحرية؛ فنحن لم ننل روح العبودية، لكيما نكون من جديد مجبرين على الخوف، وإنما روح البنوة، الذي به نصرخ: "يا أبا الآب" (رومية 8: 15). نحن يحق لنا أن نقترب من الله بكل ثقة ك</w:t>
+      </w:r>
+      <w:r>
+        <w:rPr>
+          <w:rFonts w:ascii="Sakkal Majalla" w:hAnsi="Sakkal Majalla" w:cs="Sakkal Majalla" w:hint="cs"/>
+          <w:sz w:val="28"/>
+          <w:szCs w:val="28"/>
+          <w:rtl/>
+          <w:lang w:bidi="ar-AE"/>
+        </w:rPr>
+        <w:t>ال</w:t>
+      </w:r>
+      <w:r>
+        <w:rPr>
+          <w:rFonts w:ascii="Sakkal Majalla" w:hAnsi="Sakkal Majalla" w:cs="Sakkal Majalla" w:hint="cs"/>
+          <w:sz w:val="28"/>
+          <w:szCs w:val="28"/>
+          <w:rtl/>
+          <w:lang w:bidi="ar-AE"/>
+        </w:rPr>
+        <w:t xml:space="preserve">أولاد. ولكن حيثما تُفقد هذه الحرية والثقة (الجراءة)، لا تكون الحقيقة هناك تامة؛ فهناك لن تكون ذبيحة المسيح مدركة بكامل قيمتها. الإنسان </w:t>
+      </w:r>
+      <w:r>
+        <w:rPr>
+          <w:rFonts w:ascii="Sakkal Majalla" w:hAnsi="Sakkal Majalla" w:cs="Sakkal Majalla" w:hint="cs"/>
+          <w:sz w:val="28"/>
+          <w:szCs w:val="28"/>
+          <w:rtl/>
+          <w:lang w:bidi="ar-AE"/>
+        </w:rPr>
+        <w:t xml:space="preserve">لا يقل ميله عن </w:t>
+      </w:r>
+      <w:r>
+        <w:rPr>
+          <w:rFonts w:ascii="Sakkal Majalla" w:hAnsi="Sakkal Majalla" w:cs="Sakkal Majalla" w:hint="cs"/>
+          <w:sz w:val="28"/>
+          <w:szCs w:val="28"/>
+          <w:rtl/>
+          <w:lang w:bidi="ar-AE"/>
+        </w:rPr>
+        <w:t xml:space="preserve">أن يتغاضى عن نفسه، وأن يثق في نعمة الله وحدها، حتى إن شعر كيف </w:t>
+      </w:r>
+      <w:r>
+        <w:rPr>
+          <w:rFonts w:ascii="Sakkal Majalla" w:hAnsi="Sakkal Majalla" w:cs="Sakkal Majalla" w:hint="cs"/>
+          <w:sz w:val="28"/>
+          <w:szCs w:val="28"/>
+          <w:rtl/>
+          <w:lang w:bidi="ar-AE"/>
+        </w:rPr>
+        <w:t>هذا يستأسره باستمرار</w:t>
+      </w:r>
+      <w:r>
+        <w:rPr>
+          <w:rFonts w:ascii="Sakkal Majalla" w:hAnsi="Sakkal Majalla" w:cs="Sakkal Majalla" w:hint="cs"/>
+          <w:sz w:val="28"/>
+          <w:szCs w:val="28"/>
+          <w:rtl/>
+          <w:lang w:bidi="ar-AE"/>
+        </w:rPr>
+        <w:t xml:space="preserve">. </w:t>
+      </w:r>
+      <w:r>
+        <w:rPr>
+          <w:rFonts w:ascii="Sakkal Majalla" w:hAnsi="Sakkal Majalla" w:cs="Sakkal Majalla" w:hint="cs"/>
+          <w:sz w:val="28"/>
+          <w:szCs w:val="28"/>
+          <w:rtl/>
+          <w:lang w:bidi="ar-AE"/>
+        </w:rPr>
+        <w:t>أولاً هو يُسرّ في أعماله وآخر الكل بلا شيئيته. لكن كلاهما لا يصيرانه أكثر حرًا. ولكن حيثما يكون روح الرب هناك حرية.</w:t>
       </w:r>
     </w:p>
     <w:p>
@@ -67,7 +143,7 @@
           <w:rFonts w:ascii="Sakkal Majalla" w:hAnsi="Sakkal Majalla" w:cs="Sakkal Majalla"/>
           <w:sz w:val="28"/>
           <w:szCs w:val="28"/>
-          <w:rtl/>
+          <w:lang w:bidi="ar-AE"/>
         </w:rPr>
       </w:pPr>
       <w:r>
@@ -76,223 +152,19 @@
           <w:sz w:val="28"/>
           <w:szCs w:val="28"/>
           <w:rtl/>
-        </w:rPr>
-        <w:t>إنه لأمر سام للغاية ومجيد، بأن نقول في الحقيقة: أنا لي سلام مع الله! الأشرار ليس له سلام (قارن مع أشعياء 48: 22). الخطية أخرجته من قلب كل إنسان وبرّنا لن يسترده أبدًا. من الممكن أن يكون للخاطي سلام، ولكن ليس مع الله. فينبغي أن يكون لديه أساس محدد متين أكثر من قلبنا وبرّه. "</w:t>
-      </w:r>
-      <w:r>
-        <w:rPr>
-          <w:rFonts w:ascii="Sakkal Majalla" w:hAnsi="Sakkal Majalla" w:cs="Sakkal Majalla"/>
-          <w:sz w:val="28"/>
-          <w:szCs w:val="28"/>
-          <w:rtl/>
-        </w:rPr>
-        <w:t xml:space="preserve"> فَإِذْ قَدْ تَبَرَّرْنَا بِالإِيمَانِ لَنَا سَلاَمٌ مَعَ اللهِ بِرَبِّنَا يَسُوعَ الْمَسِيحِ،</w:t>
-      </w:r>
-      <w:r>
-        <w:rPr>
-          <w:rFonts w:ascii="Sakkal Majalla" w:hAnsi="Sakkal Majalla" w:cs="Sakkal Majalla" w:hint="cs"/>
-          <w:sz w:val="28"/>
-          <w:szCs w:val="28"/>
-          <w:rtl/>
-        </w:rPr>
-        <w:t>" رومية 5: 1. ينبغي علينا لا أن نفتش عن هذا السلام فينا نحن، وإنما فقط في المسيح وحده، والذي وجده هنا، فإنه له بأكمله. إن عمل المسيح هو أساس سلامنا وكل بركاتنا الذي ليس فيه جدل.</w:t>
-      </w:r>
-    </w:p>
-    <w:p>
-      <w:pPr>
-        <w:jc w:val="both"/>
-        <w:rPr>
-          <w:rFonts w:ascii="Sakkal Majalla" w:hAnsi="Sakkal Majalla" w:cs="Sakkal Majalla"/>
-          <w:sz w:val="28"/>
-          <w:szCs w:val="28"/>
-          <w:rtl/>
-        </w:rPr>
-      </w:pPr>
-      <w:r>
-        <w:rPr>
-          <w:rFonts w:ascii="Sakkal Majalla" w:hAnsi="Sakkal Majalla" w:cs="Sakkal Majalla" w:hint="cs"/>
-          <w:sz w:val="28"/>
-          <w:szCs w:val="28"/>
-          <w:rtl/>
-        </w:rPr>
-        <w:t xml:space="preserve">ببرنا نحن فإنه أمام الله </w:t>
-      </w:r>
-      <w:r>
-        <w:rPr>
-          <w:rFonts w:ascii="Sakkal Majalla" w:hAnsi="Sakkal Majalla" w:cs="Sakkal Majalla" w:hint="cs"/>
-          <w:sz w:val="28"/>
-          <w:szCs w:val="28"/>
-          <w:rtl/>
-        </w:rPr>
-        <w:t xml:space="preserve">ليس له مكان فينا البتة؛ فنحن لا يمكننا أن نثبت أمامه. إن ما يثبت أمامه لا بد أن يكون قدوسًا مثله هو (قارن 1. بطرس 1: 16). الله امتحن برّنا حتى إلى جذوره ولم يجده صامدًا امام الامتحان. جيد لنا إن أدركنا في أنفسنا، بأنه لا يوجد جسد أمامه بار، وأننا أمامه لن نوجَد إلا كخطاة. عدا المسيح لا يوجد للإنسان شيء </w:t>
-      </w:r>
-      <w:r>
-        <w:rPr>
-          <w:rFonts w:ascii="Sakkal Majalla" w:hAnsi="Sakkal Majalla" w:cs="Sakkal Majalla" w:hint="cs"/>
-          <w:sz w:val="28"/>
-          <w:szCs w:val="28"/>
-          <w:rtl/>
-        </w:rPr>
-        <w:t>يطالب به، أو يرجوه، وإنما عليه فقط أن يخاف. هو يعيش في ملكوت الظلمة وواقع في براثن الموت كأجرة الخطية؛ فثمره لا يأتي إلا بالموت. ولا يوجد لديه أي شيء يُسر الله.</w:t>
-      </w:r>
-    </w:p>
-    <w:p>
-      <w:pPr>
-        <w:jc w:val="both"/>
-        <w:rPr>
-          <w:rFonts w:ascii="Sakkal Majalla" w:hAnsi="Sakkal Majalla" w:cs="Sakkal Majalla"/>
-          <w:sz w:val="28"/>
-          <w:szCs w:val="28"/>
-          <w:rtl/>
-        </w:rPr>
-      </w:pPr>
-      <w:r>
-        <w:rPr>
-          <w:rFonts w:ascii="Sakkal Majalla" w:hAnsi="Sakkal Majalla" w:cs="Sakkal Majalla"/>
-          <w:sz w:val="28"/>
-          <w:szCs w:val="28"/>
-          <w:rtl/>
-        </w:rPr>
-        <w:t xml:space="preserve">فما </w:t>
-      </w:r>
-      <w:r>
-        <w:rPr>
-          <w:rFonts w:ascii="Sakkal Majalla" w:hAnsi="Sakkal Majalla" w:cs="Sakkal Majalla" w:hint="cs"/>
-          <w:sz w:val="28"/>
-          <w:szCs w:val="28"/>
-          <w:rtl/>
-        </w:rPr>
-        <w:t xml:space="preserve">الذي يتبقى؟ من جانب الإنسان لا شيء. عمله فساد </w:t>
-      </w:r>
-      <w:r>
-        <w:rPr>
-          <w:rFonts w:ascii="Sakkal Majalla" w:hAnsi="Sakkal Majalla" w:cs="Sakkal Majalla" w:hint="cs"/>
-          <w:sz w:val="28"/>
-          <w:szCs w:val="28"/>
-          <w:rtl/>
-        </w:rPr>
-        <w:t>بطّال</w:t>
-      </w:r>
-      <w:r>
-        <w:rPr>
-          <w:rFonts w:ascii="Sakkal Majalla" w:hAnsi="Sakkal Majalla" w:cs="Sakkal Majalla" w:hint="cs"/>
-          <w:sz w:val="28"/>
-          <w:szCs w:val="28"/>
-          <w:rtl/>
-        </w:rPr>
-        <w:t>، ولا يحتاج بأن يخطو أي خطوة لخلاصه. جيد له إن تعلم بأن يبتعد بنظره عن نفسه، فعندها سيفتش عن خلاصه عند الله وحده. نعمة الله وحدها هي التي تبقى متاحة وتقدم حياة وسعادة أبدية، وهنا فقط نجد بالإيمان خلاصًا وسلامًا. أحبائي، تعرفوا على يسوع وعمله فستهللون قائلين: لي سلام مع الله!</w:t>
-      </w:r>
-    </w:p>
-    <w:p>
-      <w:pPr>
-        <w:jc w:val="both"/>
-        <w:rPr>
-          <w:rFonts w:ascii="Sakkal Majalla" w:hAnsi="Sakkal Majalla" w:cs="Sakkal Majalla"/>
-          <w:sz w:val="28"/>
-          <w:szCs w:val="28"/>
-          <w:rtl/>
-        </w:rPr>
-      </w:pPr>
-      <w:r>
-        <w:rPr>
-          <w:rFonts w:ascii="Sakkal Majalla" w:hAnsi="Sakkal Majalla" w:cs="Sakkal Majalla"/>
-          <w:sz w:val="28"/>
-          <w:szCs w:val="28"/>
-          <w:rtl/>
-        </w:rPr>
-        <w:t xml:space="preserve">ولكن </w:t>
-      </w:r>
-      <w:r>
-        <w:rPr>
-          <w:rFonts w:ascii="Sakkal Majalla" w:hAnsi="Sakkal Majalla" w:cs="Sakkal Majalla" w:hint="cs"/>
-          <w:sz w:val="28"/>
-          <w:szCs w:val="28"/>
-          <w:rtl/>
-        </w:rPr>
-        <w:t>حيثما يُفتقد لهذا السلام، لا يكون المرء قد أدرك بأن الأمر منتهٍ مع برّنا نحن</w:t>
-      </w:r>
-      <w:r>
-        <w:rPr>
-          <w:rFonts w:ascii="Sakkal Majalla" w:hAnsi="Sakkal Majalla" w:cs="Sakkal Majalla" w:hint="cs"/>
-          <w:sz w:val="28"/>
-          <w:szCs w:val="28"/>
-          <w:rtl/>
-        </w:rPr>
-        <w:t xml:space="preserve"> ولم يفهم عمل خلاص النعمة الغنية في المسيح يسوع. </w:t>
-      </w:r>
-    </w:p>
-    <w:p>
-      <w:pPr>
-        <w:jc w:val="both"/>
-        <w:rPr>
-          <w:rFonts w:ascii="Sakkal Majalla" w:hAnsi="Sakkal Majalla" w:cs="Sakkal Majalla" w:hint="cs"/>
-          <w:sz w:val="28"/>
-          <w:szCs w:val="28"/>
-          <w:rtl/>
-        </w:rPr>
-      </w:pPr>
-      <w:r>
-        <w:rPr>
-          <w:rFonts w:ascii="Sakkal Majalla" w:hAnsi="Sakkal Majalla" w:cs="Sakkal Majalla"/>
-          <w:sz w:val="28"/>
-          <w:szCs w:val="28"/>
-          <w:rtl/>
-        </w:rPr>
-        <w:t xml:space="preserve">في </w:t>
-      </w:r>
-      <w:r>
-        <w:rPr>
-          <w:rFonts w:ascii="Sakkal Majalla" w:hAnsi="Sakkal Majalla" w:cs="Sakkal Majalla" w:hint="cs"/>
-          <w:sz w:val="28"/>
-          <w:szCs w:val="28"/>
-          <w:rtl/>
-        </w:rPr>
-        <w:t>كلمته أعلن الله لنا هذا العمل بالروح القدس ونفعل حسنًا إن لم نُدرج أفكارنا في هذا الإعلان الإلهي. إننا بالتالي فقط نُضعف هذا الحق الحلو وبالتالي</w:t>
-      </w:r>
-      <w:r>
-        <w:rPr>
-          <w:rFonts w:ascii="Sakkal Majalla" w:hAnsi="Sakkal Majalla" w:cs="Sakkal Majalla" w:hint="cs"/>
-          <w:sz w:val="28"/>
-          <w:szCs w:val="28"/>
-          <w:rtl/>
-        </w:rPr>
-        <w:t xml:space="preserve"> </w:t>
-      </w:r>
-      <w:r>
-        <w:rPr>
-          <w:rFonts w:ascii="Sakkal Majalla" w:hAnsi="Sakkal Majalla" w:cs="Sakkal Majalla" w:hint="cs"/>
-          <w:sz w:val="28"/>
-          <w:szCs w:val="28"/>
-          <w:rtl/>
-        </w:rPr>
-        <w:t>نُضعضع</w:t>
-      </w:r>
-      <w:r>
-        <w:rPr>
-          <w:rFonts w:ascii="Sakkal Majalla" w:hAnsi="Sakkal Majalla" w:cs="Sakkal Majalla" w:hint="cs"/>
-          <w:sz w:val="28"/>
-          <w:szCs w:val="28"/>
-          <w:rtl/>
-        </w:rPr>
-        <w:t xml:space="preserve"> أيضًا سلامنا. كما يشهد الله بذاته عن عمله، هكذا ه</w:t>
-      </w:r>
-      <w:r>
-        <w:rPr>
-          <w:rFonts w:ascii="Sakkal Majalla" w:hAnsi="Sakkal Majalla" w:cs="Sakkal Majalla" w:hint="cs"/>
-          <w:sz w:val="28"/>
-          <w:szCs w:val="28"/>
-          <w:rtl/>
-        </w:rPr>
-        <w:t>و</w:t>
-      </w:r>
-      <w:r>
-        <w:rPr>
-          <w:rFonts w:ascii="Sakkal Majalla" w:hAnsi="Sakkal Majalla" w:cs="Sakkal Majalla" w:hint="cs"/>
-          <w:sz w:val="28"/>
-          <w:szCs w:val="28"/>
-          <w:rtl/>
-        </w:rPr>
-        <w:t xml:space="preserve"> حق، وليس ما نعتقده فيه</w:t>
+          <w:lang w:bidi="ar-AE"/>
+        </w:rPr>
+        <w:t>إن استأسرنا العالم، الخطية أو الناموس، فإننا دائمًا تحت اللعنة والدينونة. الفداء ليس في أيدينا، ولا في أعمالنا، ولا في حزننا، وإنما في المسيح. الإنسان مسلّم للدينونة، إما في المسيح أو بواسطته. يسوع مجّد الآ</w:t>
+      </w:r>
+      <w:r>
+        <w:rPr>
+          <w:rFonts w:ascii="Sakkal Majalla" w:hAnsi="Sakkal Majalla" w:cs="Sakkal Majalla" w:hint="cs"/>
+          <w:sz w:val="28"/>
+          <w:szCs w:val="28"/>
+          <w:rtl/>
+          <w:lang w:bidi="ar-AE"/>
+        </w:rPr>
+        <w:t>ب</w:t>
       </w:r>
       <w:bookmarkStart w:id="0" w:name="_GoBack"/>
       <w:bookmarkEnd w:id="0"/>
@@ -302,72 +174,19 @@
           <w:sz w:val="28"/>
           <w:szCs w:val="28"/>
           <w:rtl/>
-        </w:rPr>
-        <w:t xml:space="preserve">. هو يعلن لنا عمقًا من غنى نعمته ومجده وليس لنا إلا أن نندهش ونسجد مؤمنين. </w:t>
-      </w:r>
-      <w:r>
-        <w:rPr>
-          <w:rFonts w:ascii="Sakkal Majalla" w:hAnsi="Sakkal Majalla" w:cs="Sakkal Majalla" w:hint="cs"/>
-          <w:sz w:val="28"/>
-          <w:szCs w:val="28"/>
-          <w:rtl/>
-        </w:rPr>
-        <w:t xml:space="preserve">إن كان الله قد تكفّل نجاتي، فخلاصي يكون في يده وحده، إن آمنت بأنه ممتلئ نعمة وحقًا، فكيف لي أن لا أقبل </w:t>
-      </w:r>
-      <w:r>
-        <w:rPr>
-          <w:rFonts w:ascii="Sakkal Majalla" w:hAnsi="Sakkal Majalla" w:cs="Sakkal Majalla" w:hint="cs"/>
-          <w:sz w:val="28"/>
-          <w:szCs w:val="28"/>
-          <w:rtl/>
-        </w:rPr>
-        <w:t xml:space="preserve">وبملء الثقة ما يعلنه لي؟ وما يعطينا بلاغًا عن خلاصنا، كم حلو وبديع هو، كم يملأ القلب بالفرح والسلام. لذا دعونا يأ أحبائي نستقبل كلمته في ملء الإيمان، فينتفي كل خوف والقلب المضطرب يمجّد الله في سلام. كل مَن يفكر بخلاصه، </w:t>
-      </w:r>
-      <w:r>
-        <w:rPr>
-          <w:rFonts w:ascii="Sakkal Majalla" w:hAnsi="Sakkal Majalla" w:cs="Sakkal Majalla" w:hint="cs"/>
-          <w:sz w:val="28"/>
-          <w:szCs w:val="28"/>
-          <w:rtl/>
-        </w:rPr>
-        <w:t>ينبغي أن يتغاضى عن نفسه وعن كل خليقة أخرى تمامًا ويوجّه نظره فقط إلى ما صنعه الله.</w:t>
-      </w:r>
-    </w:p>
-    <w:p>
-      <w:pPr>
-        <w:jc w:val="both"/>
-        <w:rPr>
-          <w:rFonts w:ascii="Sakkal Majalla" w:hAnsi="Sakkal Majalla" w:cs="Sakkal Majalla"/>
-          <w:sz w:val="28"/>
-          <w:szCs w:val="28"/>
-        </w:rPr>
-      </w:pPr>
-      <w:r>
-        <w:rPr>
-          <w:rFonts w:ascii="Sakkal Majalla" w:hAnsi="Sakkal Majalla" w:cs="Sakkal Majalla" w:hint="cs"/>
-          <w:sz w:val="28"/>
-          <w:szCs w:val="28"/>
-          <w:rtl/>
-        </w:rPr>
-        <w:t>(</w:t>
-      </w:r>
-      <w:r>
-        <w:rPr>
-          <w:rFonts w:ascii="Sakkal Majalla" w:hAnsi="Sakkal Majalla" w:cs="Sakkal Majalla"/>
-          <w:sz w:val="28"/>
-          <w:szCs w:val="28"/>
-          <w:rtl/>
-        </w:rPr>
-        <w:t>6</w:t>
-      </w:r>
-      <w:r>
-        <w:rPr>
-          <w:rFonts w:ascii="Sakkal Majalla" w:hAnsi="Sakkal Majalla" w:cs="Sakkal Majalla" w:hint="cs"/>
-          <w:sz w:val="28"/>
-          <w:szCs w:val="28"/>
-          <w:rtl/>
-        </w:rPr>
-        <w:t>)</w:t>
+          <w:lang w:bidi="ar-AE"/>
+        </w:rPr>
+        <w:t xml:space="preserve"> على الأرض وبقي بلا خطية؛ لكن لأنه حمل خطيتنا، أُسلم على خشبة اللعنة للعنة وللموت. هكذا تتصرف قداسة الله وبره مع الخطاة؛ فمصيرهم هو الموت ومن ثم الدينونة. إن هذا ينطبق على جميع مَن هم من آدم الأوّل والخليقة الأولى. إنهم يحتاجون </w:t>
+      </w:r>
+      <w:r>
+        <w:rPr>
+          <w:rFonts w:ascii="Sakkal Majalla" w:hAnsi="Sakkal Majalla" w:cs="Sakkal Majalla" w:hint="cs"/>
+          <w:sz w:val="28"/>
+          <w:szCs w:val="28"/>
+          <w:rtl/>
+          <w:lang w:bidi="ar-AE"/>
+        </w:rPr>
+        <w:t xml:space="preserve">إلى الحياة من آدم الثاني، لكي ينتقلوا إلى خليقة جديدة. حتى وإن كان في الإنسان ما يُسِرّ عينيه؛ إلا أن برّه أمام الله ليس له أي قيمة. </w:t>
       </w:r>
     </w:p>
     <w:sectPr>
@@ -390,7 +209,7 @@
         <w:rFonts w:asciiTheme="minorHAnsi" w:eastAsiaTheme="minorHAnsi" w:hAnsiTheme="minorHAnsi" w:cstheme="minorBidi"/>
         <w:sz w:val="22"/>
         <w:szCs w:val="22"/>
-        <w:lang w:val="en-US" w:eastAsia="en-US" w:bidi="he-IL"/>
+        <w:lang w:val="en-US" w:eastAsia="en-US" w:bidi="ar-SA"/>
       </w:rPr>
     </w:rPrDefault>
     <w:pPrDefault>
@@ -399,7 +218,7 @@
       </w:pPr>
     </w:pPrDefault>
   </w:docDefaults>
-  <w:latentStyles w:defLockedState="0" w:defUIPriority="99" w:defSemiHidden="0" w:defUnhideWhenUsed="0" w:defQFormat="0" w:count="375">
+  <w:latentStyles w:defLockedState="0" w:defUIPriority="99" w:defSemiHidden="0" w:defUnhideWhenUsed="0" w:defQFormat="0" w:count="376">
     <w:lsdException w:name="Normal" w:uiPriority="0" w:qFormat="1"/>
     <w:lsdException w:name="heading 1" w:uiPriority="9" w:qFormat="1"/>
     <w:lsdException w:name="heading 2" w:semiHidden="1" w:uiPriority="9" w:unhideWhenUsed="1" w:qFormat="1"/>
@@ -775,6 +594,7 @@
     <w:lsdException w:name="Smart Hyperlink" w:semiHidden="1" w:unhideWhenUsed="1"/>
     <w:lsdException w:name="Hashtag" w:semiHidden="1" w:unhideWhenUsed="1"/>
     <w:lsdException w:name="Unresolved Mention" w:semiHidden="1" w:unhideWhenUsed="1"/>
+    <w:lsdException w:name="Smart Link" w:semiHidden="1" w:unhideWhenUsed="1"/>
   </w:latentStyles>
   <w:style w:type="paragraph" w:default="1" w:styleId="Normal">
     <w:name w:val="Normal"/>

--- a/docs/downloads/البشير-بالخلاص-في-المسيح-1854/العالم-والكنيسة/doc_0608.docx
+++ b/docs/downloads/البشير-بالخلاص-في-المسيح-1854/العالم-والكنيسة/doc_0608.docx
@@ -10,7 +10,6 @@
           <w:sz w:val="28"/>
           <w:szCs w:val="28"/>
           <w:rtl/>
-          <w:lang w:bidi="ar-AE"/>
         </w:rPr>
       </w:pPr>
       <w:r>
@@ -19,9 +18,8 @@
           <w:sz w:val="28"/>
           <w:szCs w:val="28"/>
           <w:rtl/>
-          <w:lang w:bidi="ar-AE"/>
-        </w:rPr>
-        <w:t>لنتقدم بثقة</w:t>
+        </w:rPr>
+        <w:t>سلام مع الله</w:t>
       </w:r>
     </w:p>
     <w:p>
@@ -32,108 +30,34 @@
           <w:sz w:val="28"/>
           <w:szCs w:val="28"/>
           <w:rtl/>
-          <w:lang w:bidi="ar-AE"/>
         </w:rPr>
       </w:pPr>
       <w:r>
         <w:rPr>
-          <w:rFonts w:ascii="Sakkal Majalla" w:hAnsi="Sakkal Majalla" w:cs="Sakkal Majalla" w:hint="cs"/>
-          <w:sz w:val="28"/>
-          <w:szCs w:val="28"/>
-          <w:rtl/>
-          <w:lang w:bidi="ar-AE"/>
-        </w:rPr>
-        <w:t>إن مشورة الله من قبل تأسيس</w:t>
-      </w:r>
-      <w:r>
-        <w:rPr>
-          <w:rFonts w:ascii="Sakkal Majalla" w:hAnsi="Sakkal Majalla" w:cs="Sakkal Majalla" w:hint="cs"/>
-          <w:sz w:val="28"/>
-          <w:szCs w:val="28"/>
-          <w:rtl/>
-          <w:lang w:bidi="ar-AE"/>
-        </w:rPr>
-        <w:t xml:space="preserve"> العالم</w:t>
-      </w:r>
-      <w:r>
-        <w:rPr>
-          <w:rFonts w:ascii="Sakkal Majalla" w:hAnsi="Sakkal Majalla" w:cs="Sakkal Majalla" w:hint="cs"/>
-          <w:sz w:val="28"/>
-          <w:szCs w:val="28"/>
-          <w:rtl/>
-          <w:lang w:bidi="ar-AE"/>
-        </w:rPr>
-        <w:t xml:space="preserve"> دعتنا في المسيح يسوع، كشركاء لمجده، للحرية؛ فنحن لم ننل روح العبودية، لكيما نكون من جديد مجبرين على الخوف، وإنما روح البنوة، الذي به نصرخ: "يا أبا الآب" (رومية 8: 15). نحن يحق لنا أن نقترب من الله بكل ثقة ك</w:t>
-      </w:r>
-      <w:r>
-        <w:rPr>
-          <w:rFonts w:ascii="Sakkal Majalla" w:hAnsi="Sakkal Majalla" w:cs="Sakkal Majalla" w:hint="cs"/>
-          <w:sz w:val="28"/>
-          <w:szCs w:val="28"/>
-          <w:rtl/>
-          <w:lang w:bidi="ar-AE"/>
-        </w:rPr>
-        <w:t>ال</w:t>
-      </w:r>
-      <w:r>
-        <w:rPr>
-          <w:rFonts w:ascii="Sakkal Majalla" w:hAnsi="Sakkal Majalla" w:cs="Sakkal Majalla" w:hint="cs"/>
-          <w:sz w:val="28"/>
-          <w:szCs w:val="28"/>
-          <w:rtl/>
-          <w:lang w:bidi="ar-AE"/>
-        </w:rPr>
-        <w:t xml:space="preserve">أولاد. ولكن حيثما تُفقد هذه الحرية والثقة (الجراءة)، لا تكون الحقيقة هناك تامة؛ فهناك لن تكون ذبيحة المسيح مدركة بكامل قيمتها. الإنسان </w:t>
-      </w:r>
-      <w:r>
-        <w:rPr>
-          <w:rFonts w:ascii="Sakkal Majalla" w:hAnsi="Sakkal Majalla" w:cs="Sakkal Majalla" w:hint="cs"/>
-          <w:sz w:val="28"/>
-          <w:szCs w:val="28"/>
-          <w:rtl/>
-          <w:lang w:bidi="ar-AE"/>
-        </w:rPr>
-        <w:t xml:space="preserve">لا يقل ميله عن </w:t>
-      </w:r>
-      <w:r>
-        <w:rPr>
-          <w:rFonts w:ascii="Sakkal Majalla" w:hAnsi="Sakkal Majalla" w:cs="Sakkal Majalla" w:hint="cs"/>
-          <w:sz w:val="28"/>
-          <w:szCs w:val="28"/>
-          <w:rtl/>
-          <w:lang w:bidi="ar-AE"/>
-        </w:rPr>
-        <w:t xml:space="preserve">أن يتغاضى عن نفسه، وأن يثق في نعمة الله وحدها، حتى إن شعر كيف </w:t>
-      </w:r>
-      <w:r>
-        <w:rPr>
-          <w:rFonts w:ascii="Sakkal Majalla" w:hAnsi="Sakkal Majalla" w:cs="Sakkal Majalla" w:hint="cs"/>
-          <w:sz w:val="28"/>
-          <w:szCs w:val="28"/>
-          <w:rtl/>
-          <w:lang w:bidi="ar-AE"/>
-        </w:rPr>
-        <w:t>هذا يستأسره باستمرار</w:t>
-      </w:r>
-      <w:r>
-        <w:rPr>
-          <w:rFonts w:ascii="Sakkal Majalla" w:hAnsi="Sakkal Majalla" w:cs="Sakkal Majalla" w:hint="cs"/>
-          <w:sz w:val="28"/>
-          <w:szCs w:val="28"/>
-          <w:rtl/>
-          <w:lang w:bidi="ar-AE"/>
-        </w:rPr>
-        <w:t xml:space="preserve">. </w:t>
-      </w:r>
-      <w:r>
-        <w:rPr>
-          <w:rFonts w:ascii="Sakkal Majalla" w:hAnsi="Sakkal Majalla" w:cs="Sakkal Majalla" w:hint="cs"/>
-          <w:sz w:val="28"/>
-          <w:szCs w:val="28"/>
-          <w:rtl/>
-          <w:lang w:bidi="ar-AE"/>
-        </w:rPr>
-        <w:t>أولاً هو يُسرّ في أعماله وآخر الكل بلا شيئيته. لكن كلاهما لا يصيرانه أكثر حرًا. ولكن حيثما يكون روح الرب هناك حرية.</w:t>
+          <w:rFonts w:ascii="Sakkal Majalla" w:hAnsi="Sakkal Majalla" w:cs="Sakkal Majalla"/>
+          <w:sz w:val="28"/>
+          <w:szCs w:val="28"/>
+          <w:rtl/>
+        </w:rPr>
+        <w:t>"</w:t>
+      </w:r>
+      <w:r>
+        <w:rPr>
+          <w:rFonts w:ascii="Sakkal Majalla" w:hAnsi="Sakkal Majalla" w:cs="Sakkal Majalla"/>
+          <w:sz w:val="28"/>
+          <w:szCs w:val="28"/>
+          <w:rtl/>
+        </w:rPr>
+        <w:t>فَإِذْ قَدْ تَبَرَّرْنَا بِالإِيمَانِ لَنَا سَلاَمٌ مَعَ اللهِ بِرَبِّنَا يَسُوعَ الْمَسِيحِ،</w:t>
+      </w:r>
+      <w:r>
+        <w:rPr>
+          <w:rFonts w:ascii="Sakkal Majalla" w:hAnsi="Sakkal Majalla" w:cs="Sakkal Majalla" w:hint="cs"/>
+          <w:sz w:val="28"/>
+          <w:szCs w:val="28"/>
+          <w:rtl/>
+        </w:rPr>
+        <w:t>" رومية 5: 1.</w:t>
       </w:r>
     </w:p>
     <w:p>
@@ -143,7 +67,7 @@
           <w:rFonts w:ascii="Sakkal Majalla" w:hAnsi="Sakkal Majalla" w:cs="Sakkal Majalla"/>
           <w:sz w:val="28"/>
           <w:szCs w:val="28"/>
-          <w:lang w:bidi="ar-AE"/>
+          <w:rtl/>
         </w:rPr>
       </w:pPr>
       <w:r>
@@ -152,19 +76,223 @@
           <w:sz w:val="28"/>
           <w:szCs w:val="28"/>
           <w:rtl/>
-          <w:lang w:bidi="ar-AE"/>
-        </w:rPr>
-        <w:t>إن استأسرنا العالم، الخطية أو الناموس، فإننا دائمًا تحت اللعنة والدينونة. الفداء ليس في أيدينا، ولا في أعمالنا، ولا في حزننا، وإنما في المسيح. الإنسان مسلّم للدينونة، إما في المسيح أو بواسطته. يسوع مجّد الآ</w:t>
-      </w:r>
-      <w:r>
-        <w:rPr>
-          <w:rFonts w:ascii="Sakkal Majalla" w:hAnsi="Sakkal Majalla" w:cs="Sakkal Majalla" w:hint="cs"/>
-          <w:sz w:val="28"/>
-          <w:szCs w:val="28"/>
-          <w:rtl/>
-          <w:lang w:bidi="ar-AE"/>
-        </w:rPr>
-        <w:t>ب</w:t>
+        </w:rPr>
+        <w:t>إنه لأمر سام للغاية ومجيد، بأن نقول في الحقيقة: أنا لي سلام مع الله! الأشرار ليس له سلام (قارن مع أشعياء 48: 22). الخطية أخرجته من قلب كل إنسان وبرّنا لن يسترده أبدًا. من الممكن أن يكون للخاطي سلام، ولكن ليس مع الله. فينبغي أن يكون لديه أساس محدد متين أكثر من قلبنا وبرّه. "</w:t>
+      </w:r>
+      <w:r>
+        <w:rPr>
+          <w:rFonts w:ascii="Sakkal Majalla" w:hAnsi="Sakkal Majalla" w:cs="Sakkal Majalla"/>
+          <w:sz w:val="28"/>
+          <w:szCs w:val="28"/>
+          <w:rtl/>
+        </w:rPr>
+        <w:t xml:space="preserve"> فَإِذْ قَدْ تَبَرَّرْنَا بِالإِيمَانِ لَنَا سَلاَمٌ مَعَ اللهِ بِرَبِّنَا يَسُوعَ الْمَسِيحِ،</w:t>
+      </w:r>
+      <w:r>
+        <w:rPr>
+          <w:rFonts w:ascii="Sakkal Majalla" w:hAnsi="Sakkal Majalla" w:cs="Sakkal Majalla" w:hint="cs"/>
+          <w:sz w:val="28"/>
+          <w:szCs w:val="28"/>
+          <w:rtl/>
+        </w:rPr>
+        <w:t>" رومية 5: 1. ينبغي علينا لا أن نفتش عن هذا السلام فينا نحن، وإنما فقط في المسيح وحده، والذي وجده هنا، فإنه له بأكمله. إن عمل المسيح هو أساس سلامنا وكل بركاتنا الذي ليس فيه جدل.</w:t>
+      </w:r>
+    </w:p>
+    <w:p>
+      <w:pPr>
+        <w:jc w:val="both"/>
+        <w:rPr>
+          <w:rFonts w:ascii="Sakkal Majalla" w:hAnsi="Sakkal Majalla" w:cs="Sakkal Majalla"/>
+          <w:sz w:val="28"/>
+          <w:szCs w:val="28"/>
+          <w:rtl/>
+        </w:rPr>
+      </w:pPr>
+      <w:r>
+        <w:rPr>
+          <w:rFonts w:ascii="Sakkal Majalla" w:hAnsi="Sakkal Majalla" w:cs="Sakkal Majalla" w:hint="cs"/>
+          <w:sz w:val="28"/>
+          <w:szCs w:val="28"/>
+          <w:rtl/>
+        </w:rPr>
+        <w:t xml:space="preserve">ببرنا نحن فإنه أمام الله </w:t>
+      </w:r>
+      <w:r>
+        <w:rPr>
+          <w:rFonts w:ascii="Sakkal Majalla" w:hAnsi="Sakkal Majalla" w:cs="Sakkal Majalla" w:hint="cs"/>
+          <w:sz w:val="28"/>
+          <w:szCs w:val="28"/>
+          <w:rtl/>
+        </w:rPr>
+        <w:t xml:space="preserve">ليس له مكان فينا البتة؛ فنحن لا يمكننا أن نثبت أمامه. إن ما يثبت أمامه لا بد أن يكون قدوسًا مثله هو (قارن 1. بطرس 1: 16). الله امتحن برّنا حتى إلى جذوره ولم يجده صامدًا امام الامتحان. جيد لنا إن أدركنا في أنفسنا، بأنه لا يوجد جسد أمامه بار، وأننا أمامه لن نوجَد إلا كخطاة. عدا المسيح لا يوجد للإنسان شيء </w:t>
+      </w:r>
+      <w:r>
+        <w:rPr>
+          <w:rFonts w:ascii="Sakkal Majalla" w:hAnsi="Sakkal Majalla" w:cs="Sakkal Majalla" w:hint="cs"/>
+          <w:sz w:val="28"/>
+          <w:szCs w:val="28"/>
+          <w:rtl/>
+        </w:rPr>
+        <w:t>يطالب به، أو يرجوه، وإنما عليه فقط أن يخاف. هو يعيش في ملكوت الظلمة وواقع في براثن الموت كأجرة الخطية؛ فثمره لا يأتي إلا بالموت. ولا يوجد لديه أي شيء يُسر الله.</w:t>
+      </w:r>
+    </w:p>
+    <w:p>
+      <w:pPr>
+        <w:jc w:val="both"/>
+        <w:rPr>
+          <w:rFonts w:ascii="Sakkal Majalla" w:hAnsi="Sakkal Majalla" w:cs="Sakkal Majalla"/>
+          <w:sz w:val="28"/>
+          <w:szCs w:val="28"/>
+          <w:rtl/>
+        </w:rPr>
+      </w:pPr>
+      <w:r>
+        <w:rPr>
+          <w:rFonts w:ascii="Sakkal Majalla" w:hAnsi="Sakkal Majalla" w:cs="Sakkal Majalla"/>
+          <w:sz w:val="28"/>
+          <w:szCs w:val="28"/>
+          <w:rtl/>
+        </w:rPr>
+        <w:t xml:space="preserve">فما </w:t>
+      </w:r>
+      <w:r>
+        <w:rPr>
+          <w:rFonts w:ascii="Sakkal Majalla" w:hAnsi="Sakkal Majalla" w:cs="Sakkal Majalla" w:hint="cs"/>
+          <w:sz w:val="28"/>
+          <w:szCs w:val="28"/>
+          <w:rtl/>
+        </w:rPr>
+        <w:t xml:space="preserve">الذي يتبقى؟ من جانب الإنسان لا شيء. عمله فساد </w:t>
+      </w:r>
+      <w:r>
+        <w:rPr>
+          <w:rFonts w:ascii="Sakkal Majalla" w:hAnsi="Sakkal Majalla" w:cs="Sakkal Majalla" w:hint="cs"/>
+          <w:sz w:val="28"/>
+          <w:szCs w:val="28"/>
+          <w:rtl/>
+        </w:rPr>
+        <w:t>بطّال</w:t>
+      </w:r>
+      <w:r>
+        <w:rPr>
+          <w:rFonts w:ascii="Sakkal Majalla" w:hAnsi="Sakkal Majalla" w:cs="Sakkal Majalla" w:hint="cs"/>
+          <w:sz w:val="28"/>
+          <w:szCs w:val="28"/>
+          <w:rtl/>
+        </w:rPr>
+        <w:t>، ولا يحتاج بأن يخطو أي خطوة لخلاصه. جيد له إن تعلم بأن يبتعد بنظره عن نفسه، فعندها سيفتش عن خلاصه عند الله وحده. نعمة الله وحدها هي التي تبقى متاحة وتقدم حياة وسعادة أبدية، وهنا فقط نجد بالإيمان خلاصًا وسلامًا. أحبائي، تعرفوا على يسوع وعمله فستهللون قائلين: لي سلام مع الله!</w:t>
+      </w:r>
+    </w:p>
+    <w:p>
+      <w:pPr>
+        <w:jc w:val="both"/>
+        <w:rPr>
+          <w:rFonts w:ascii="Sakkal Majalla" w:hAnsi="Sakkal Majalla" w:cs="Sakkal Majalla"/>
+          <w:sz w:val="28"/>
+          <w:szCs w:val="28"/>
+          <w:rtl/>
+        </w:rPr>
+      </w:pPr>
+      <w:r>
+        <w:rPr>
+          <w:rFonts w:ascii="Sakkal Majalla" w:hAnsi="Sakkal Majalla" w:cs="Sakkal Majalla"/>
+          <w:sz w:val="28"/>
+          <w:szCs w:val="28"/>
+          <w:rtl/>
+        </w:rPr>
+        <w:t xml:space="preserve">ولكن </w:t>
+      </w:r>
+      <w:r>
+        <w:rPr>
+          <w:rFonts w:ascii="Sakkal Majalla" w:hAnsi="Sakkal Majalla" w:cs="Sakkal Majalla" w:hint="cs"/>
+          <w:sz w:val="28"/>
+          <w:szCs w:val="28"/>
+          <w:rtl/>
+        </w:rPr>
+        <w:t>حيثما يُفتقد لهذا السلام، لا يكون المرء قد أدرك بأن الأمر منتهٍ مع برّنا نحن</w:t>
+      </w:r>
+      <w:r>
+        <w:rPr>
+          <w:rFonts w:ascii="Sakkal Majalla" w:hAnsi="Sakkal Majalla" w:cs="Sakkal Majalla" w:hint="cs"/>
+          <w:sz w:val="28"/>
+          <w:szCs w:val="28"/>
+          <w:rtl/>
+        </w:rPr>
+        <w:t xml:space="preserve"> ولم يفهم عمل خلاص النعمة الغنية في المسيح يسوع. </w:t>
+      </w:r>
+    </w:p>
+    <w:p>
+      <w:pPr>
+        <w:jc w:val="both"/>
+        <w:rPr>
+          <w:rFonts w:ascii="Sakkal Majalla" w:hAnsi="Sakkal Majalla" w:cs="Sakkal Majalla" w:hint="cs"/>
+          <w:sz w:val="28"/>
+          <w:szCs w:val="28"/>
+          <w:rtl/>
+        </w:rPr>
+      </w:pPr>
+      <w:r>
+        <w:rPr>
+          <w:rFonts w:ascii="Sakkal Majalla" w:hAnsi="Sakkal Majalla" w:cs="Sakkal Majalla"/>
+          <w:sz w:val="28"/>
+          <w:szCs w:val="28"/>
+          <w:rtl/>
+        </w:rPr>
+        <w:t xml:space="preserve">في </w:t>
+      </w:r>
+      <w:r>
+        <w:rPr>
+          <w:rFonts w:ascii="Sakkal Majalla" w:hAnsi="Sakkal Majalla" w:cs="Sakkal Majalla" w:hint="cs"/>
+          <w:sz w:val="28"/>
+          <w:szCs w:val="28"/>
+          <w:rtl/>
+        </w:rPr>
+        <w:t>كلمته أعلن الله لنا هذا العمل بالروح القدس ونفعل حسنًا إن لم نُدرج أفكارنا في هذا الإعلان الإلهي. إننا بالتالي فقط نُضعف هذا الحق الحلو وبالتالي</w:t>
+      </w:r>
+      <w:r>
+        <w:rPr>
+          <w:rFonts w:ascii="Sakkal Majalla" w:hAnsi="Sakkal Majalla" w:cs="Sakkal Majalla" w:hint="cs"/>
+          <w:sz w:val="28"/>
+          <w:szCs w:val="28"/>
+          <w:rtl/>
+        </w:rPr>
+        <w:t xml:space="preserve"> </w:t>
+      </w:r>
+      <w:r>
+        <w:rPr>
+          <w:rFonts w:ascii="Sakkal Majalla" w:hAnsi="Sakkal Majalla" w:cs="Sakkal Majalla" w:hint="cs"/>
+          <w:sz w:val="28"/>
+          <w:szCs w:val="28"/>
+          <w:rtl/>
+        </w:rPr>
+        <w:t>نُضعضع</w:t>
+      </w:r>
+      <w:r>
+        <w:rPr>
+          <w:rFonts w:ascii="Sakkal Majalla" w:hAnsi="Sakkal Majalla" w:cs="Sakkal Majalla" w:hint="cs"/>
+          <w:sz w:val="28"/>
+          <w:szCs w:val="28"/>
+          <w:rtl/>
+        </w:rPr>
+        <w:t xml:space="preserve"> أيضًا سلامنا. كما يشهد الله بذاته عن عمله، هكذا ه</w:t>
+      </w:r>
+      <w:r>
+        <w:rPr>
+          <w:rFonts w:ascii="Sakkal Majalla" w:hAnsi="Sakkal Majalla" w:cs="Sakkal Majalla" w:hint="cs"/>
+          <w:sz w:val="28"/>
+          <w:szCs w:val="28"/>
+          <w:rtl/>
+        </w:rPr>
+        <w:t>و</w:t>
+      </w:r>
+      <w:r>
+        <w:rPr>
+          <w:rFonts w:ascii="Sakkal Majalla" w:hAnsi="Sakkal Majalla" w:cs="Sakkal Majalla" w:hint="cs"/>
+          <w:sz w:val="28"/>
+          <w:szCs w:val="28"/>
+          <w:rtl/>
+        </w:rPr>
+        <w:t xml:space="preserve"> حق، وليس ما نعتقده فيه</w:t>
       </w:r>
       <w:bookmarkStart w:id="0" w:name="_GoBack"/>
       <w:bookmarkEnd w:id="0"/>
@@ -174,19 +302,72 @@
           <w:sz w:val="28"/>
           <w:szCs w:val="28"/>
           <w:rtl/>
-          <w:lang w:bidi="ar-AE"/>
-        </w:rPr>
-        <w:t xml:space="preserve"> على الأرض وبقي بلا خطية؛ لكن لأنه حمل خطيتنا، أُسلم على خشبة اللعنة للعنة وللموت. هكذا تتصرف قداسة الله وبره مع الخطاة؛ فمصيرهم هو الموت ومن ثم الدينونة. إن هذا ينطبق على جميع مَن هم من آدم الأوّل والخليقة الأولى. إنهم يحتاجون </w:t>
-      </w:r>
-      <w:r>
-        <w:rPr>
-          <w:rFonts w:ascii="Sakkal Majalla" w:hAnsi="Sakkal Majalla" w:cs="Sakkal Majalla" w:hint="cs"/>
-          <w:sz w:val="28"/>
-          <w:szCs w:val="28"/>
-          <w:rtl/>
-          <w:lang w:bidi="ar-AE"/>
-        </w:rPr>
-        <w:t xml:space="preserve">إلى الحياة من آدم الثاني، لكي ينتقلوا إلى خليقة جديدة. حتى وإن كان في الإنسان ما يُسِرّ عينيه؛ إلا أن برّه أمام الله ليس له أي قيمة. </w:t>
+        </w:rPr>
+        <w:t xml:space="preserve">. هو يعلن لنا عمقًا من غنى نعمته ومجده وليس لنا إلا أن نندهش ونسجد مؤمنين. </w:t>
+      </w:r>
+      <w:r>
+        <w:rPr>
+          <w:rFonts w:ascii="Sakkal Majalla" w:hAnsi="Sakkal Majalla" w:cs="Sakkal Majalla" w:hint="cs"/>
+          <w:sz w:val="28"/>
+          <w:szCs w:val="28"/>
+          <w:rtl/>
+        </w:rPr>
+        <w:t xml:space="preserve">إن كان الله قد تكفّل نجاتي، فخلاصي يكون في يده وحده، إن آمنت بأنه ممتلئ نعمة وحقًا، فكيف لي أن لا أقبل </w:t>
+      </w:r>
+      <w:r>
+        <w:rPr>
+          <w:rFonts w:ascii="Sakkal Majalla" w:hAnsi="Sakkal Majalla" w:cs="Sakkal Majalla" w:hint="cs"/>
+          <w:sz w:val="28"/>
+          <w:szCs w:val="28"/>
+          <w:rtl/>
+        </w:rPr>
+        <w:t xml:space="preserve">وبملء الثقة ما يعلنه لي؟ وما يعطينا بلاغًا عن خلاصنا، كم حلو وبديع هو، كم يملأ القلب بالفرح والسلام. لذا دعونا يأ أحبائي نستقبل كلمته في ملء الإيمان، فينتفي كل خوف والقلب المضطرب يمجّد الله في سلام. كل مَن يفكر بخلاصه، </w:t>
+      </w:r>
+      <w:r>
+        <w:rPr>
+          <w:rFonts w:ascii="Sakkal Majalla" w:hAnsi="Sakkal Majalla" w:cs="Sakkal Majalla" w:hint="cs"/>
+          <w:sz w:val="28"/>
+          <w:szCs w:val="28"/>
+          <w:rtl/>
+        </w:rPr>
+        <w:t>ينبغي أن يتغاضى عن نفسه وعن كل خليقة أخرى تمامًا ويوجّه نظره فقط إلى ما صنعه الله.</w:t>
+      </w:r>
+    </w:p>
+    <w:p>
+      <w:pPr>
+        <w:jc w:val="both"/>
+        <w:rPr>
+          <w:rFonts w:ascii="Sakkal Majalla" w:hAnsi="Sakkal Majalla" w:cs="Sakkal Majalla"/>
+          <w:sz w:val="28"/>
+          <w:szCs w:val="28"/>
+        </w:rPr>
+      </w:pPr>
+      <w:r>
+        <w:rPr>
+          <w:rFonts w:ascii="Sakkal Majalla" w:hAnsi="Sakkal Majalla" w:cs="Sakkal Majalla" w:hint="cs"/>
+          <w:sz w:val="28"/>
+          <w:szCs w:val="28"/>
+          <w:rtl/>
+        </w:rPr>
+        <w:t>(</w:t>
+      </w:r>
+      <w:r>
+        <w:rPr>
+          <w:rFonts w:ascii="Sakkal Majalla" w:hAnsi="Sakkal Majalla" w:cs="Sakkal Majalla"/>
+          <w:sz w:val="28"/>
+          <w:szCs w:val="28"/>
+          <w:rtl/>
+        </w:rPr>
+        <w:t>6</w:t>
+      </w:r>
+      <w:r>
+        <w:rPr>
+          <w:rFonts w:ascii="Sakkal Majalla" w:hAnsi="Sakkal Majalla" w:cs="Sakkal Majalla" w:hint="cs"/>
+          <w:sz w:val="28"/>
+          <w:szCs w:val="28"/>
+          <w:rtl/>
+        </w:rPr>
+        <w:t>)</w:t>
       </w:r>
     </w:p>
     <w:sectPr>
@@ -209,7 +390,7 @@
         <w:rFonts w:asciiTheme="minorHAnsi" w:eastAsiaTheme="minorHAnsi" w:hAnsiTheme="minorHAnsi" w:cstheme="minorBidi"/>
         <w:sz w:val="22"/>
         <w:szCs w:val="22"/>
-        <w:lang w:val="en-US" w:eastAsia="en-US" w:bidi="ar-SA"/>
+        <w:lang w:val="en-US" w:eastAsia="en-US" w:bidi="he-IL"/>
       </w:rPr>
     </w:rPrDefault>
     <w:pPrDefault>
@@ -218,7 +399,7 @@
       </w:pPr>
     </w:pPrDefault>
   </w:docDefaults>
-  <w:latentStyles w:defLockedState="0" w:defUIPriority="99" w:defSemiHidden="0" w:defUnhideWhenUsed="0" w:defQFormat="0" w:count="376">
+  <w:latentStyles w:defLockedState="0" w:defUIPriority="99" w:defSemiHidden="0" w:defUnhideWhenUsed="0" w:defQFormat="0" w:count="375">
     <w:lsdException w:name="Normal" w:uiPriority="0" w:qFormat="1"/>
     <w:lsdException w:name="heading 1" w:uiPriority="9" w:qFormat="1"/>
     <w:lsdException w:name="heading 2" w:semiHidden="1" w:uiPriority="9" w:unhideWhenUsed="1" w:qFormat="1"/>
@@ -594,7 +775,6 @@
     <w:lsdException w:name="Smart Hyperlink" w:semiHidden="1" w:unhideWhenUsed="1"/>
     <w:lsdException w:name="Hashtag" w:semiHidden="1" w:unhideWhenUsed="1"/>
     <w:lsdException w:name="Unresolved Mention" w:semiHidden="1" w:unhideWhenUsed="1"/>
-    <w:lsdException w:name="Smart Link" w:semiHidden="1" w:unhideWhenUsed="1"/>
   </w:latentStyles>
   <w:style w:type="paragraph" w:default="1" w:styleId="Normal">
     <w:name w:val="Normal"/>
